--- a/companies/hollowell-ip/Engagements/Keith-Duarte/Meeting Minutes 2021-10-13 - Keith-Duarte.docx
+++ b/companies/hollowell-ip/Engagements/Keith-Duarte/Meeting Minutes 2021-10-13 - Keith-Duarte.docx
@@ -3,8 +3,16 @@
 <w:document xmlns:wpc="http://schemas.microsoft.com/office/word/2010/wordprocessingCanvas" xmlns:mo="http://schemas.microsoft.com/office/mac/office/2008/main" xmlns:mc="http://schemas.openxmlformats.org/markup-compatibility/2006" xmlns:mv="urn:schemas-microsoft-com:mac:vml" xmlns:o="urn:schemas-microsoft-com:office:office" xmlns:r="http://schemas.openxmlformats.org/officeDocument/2006/relationships" xmlns:m="http://schemas.openxmlformats.org/officeDocument/2006/math" xmlns:v="urn:schemas-microsoft-com:vml" xmlns:wp14="http://schemas.microsoft.com/office/word/2010/wordprocessingDrawing" xmlns:wp="http://schemas.openxmlformats.org/drawingml/2006/wordprocessingDrawing" xmlns:w10="urn:schemas-microsoft-com:office:word" xmlns:w="http://schemas.openxmlformats.org/wordprocessingml/2006/main" xmlns:w14="http://schemas.microsoft.com/office/word/2010/wordml" xmlns:wpg="http://schemas.microsoft.com/office/word/2010/wordprocessingGroup" xmlns:wpi="http://schemas.microsoft.com/office/word/2010/wordprocessingInk" xmlns:wne="http://schemas.microsoft.com/office/word/2006/wordml" xmlns:wps="http://schemas.microsoft.com/office/word/2010/wordprocessingShape" mc:Ignorable="w14 wp14">
   <w:body>
     <w:p>
+      <w:pPr>
+        <w:pStyle w:val="Heading1"/>
+      </w:pPr>
       <w:r>
-        <w:t>The portfolio is on schedule, and this session was about keeping it there through the winter filings rather than repairing anything that had slipped; we met to walk the Keith-Duarte families one at a time, confirm the dates coming due, and agree who carries each response, and we came out of it with the calendar unchanged and the next round of office-action work assigned.</w:t>
+        <w:t>Keith-Duarte Prosecution Support: Notes of Working Session</w:t>
+      </w:r>
+    </w:p>
+    <w:p>
+      <w:r>
+        <w:t>We ended the session in agreement that the first two responses can be finalized on the approach we have been taking, and that the application drawing closest to allowance needs a written decision from Keith-Duarte on a continuation before it goes any further.</w:t>
       </w:r>
     </w:p>
     <w:p>
@@ -12,31 +20,7 @@
         <w:pStyle w:val="Heading2"/>
       </w:pPr>
       <w:r>
-        <w:t>Present</w:t>
-      </w:r>
-    </w:p>
-    <w:p>
-      <w:pPr>
-        <w:pStyle w:val="ListBullet"/>
-      </w:pPr>
-      <w:r>
-        <w:t>Heather Munoz, Partner, Prosecution</w:t>
-      </w:r>
-    </w:p>
-    <w:p>
-      <w:pPr>
-        <w:pStyle w:val="ListBullet"/>
-      </w:pPr>
-      <w:r>
-        <w:t>Kelly Snyder, Associate, Prosecution</w:t>
-      </w:r>
-    </w:p>
-    <w:p>
-      <w:pPr>
-        <w:pStyle w:val="ListBullet"/>
-      </w:pPr>
-      <w:r>
-        <w:t>Joseph Walker, Associate, Prosecution (minutes)</w:t>
+        <w:t>Attendees</w:t>
       </w:r>
     </w:p>
     <w:p>
@@ -49,25 +33,64 @@
     </w:p>
     <w:p>
       <w:pPr>
+        <w:pStyle w:val="ListBullet"/>
+      </w:pPr>
+      <w:r>
+        <w:t>Heather Munoz, Partner</w:t>
+      </w:r>
+    </w:p>
+    <w:p>
+      <w:pPr>
+        <w:pStyle w:val="ListBullet"/>
+      </w:pPr>
+      <w:r>
+        <w:t>Kelly Snyder, Associate</w:t>
+      </w:r>
+    </w:p>
+    <w:p>
+      <w:pPr>
+        <w:pStyle w:val="ListBullet"/>
+      </w:pPr>
+      <w:r>
+        <w:t>Joseph Walker, Associate (notes)</w:t>
+      </w:r>
+    </w:p>
+    <w:p>
+      <w:pPr>
         <w:pStyle w:val="Heading2"/>
       </w:pPr>
       <w:r>
-        <w:t>What We Covered</w:t>
+        <w:t>Discussion</w:t>
       </w:r>
     </w:p>
     <w:p>
       <w:r>
-        <w:t>Heather Munoz opened by reminding us that we are about halfway through the engagement, and that the middle is where a portfolio quietly goes wrong if the docket is not watched, so we spent the first part of the session reconciling Kelly Snyder's calendar against the office record one family at a time and found no surprises, which is the outcome we want and rarely get to report without a caveat. Kelly Snyder walked the responses that have gone out since kickoff and the two that are drafted and waiting on a partner's read, and we agreed that nothing in the current window is at genuine risk, though we flagged one family where an examiner interview would probably save a round of prosecution and asked Heather Munoz to weigh whether it is worth the client's money.</w:t>
+        <w:t>Heather Munoz opened by noting that the docket remains clean, and Kelly Snyder confirmed that every response date we hold has now been checked twice against the Patent Office record, so we were able to spend the session on substance rather than on dates, which is where we hoped these meetings would be by this stage of the engagement.</w:t>
       </w:r>
     </w:p>
     <w:p>
       <w:r>
-        <w:t>On the technical side, I took the group through what I have found reading behind the responses, and the histories are clean enough that we are not fighting our own file, which matters more the deeper into examination we go; Kelly noted, fairly, that Joe tends to read further into a specification than a response strictly needs, and Heather Munoz's view was that on this portfolio the extra reading is cheap insurance and should continue. Joseph Palmer asked the practical questions a general manager asks, chiefly whether any of this threatens a date his board is watching, and we were able to tell him plainly that it does not, while being careful, as this firm is, not to promise an outcome the examiner still controls.</w:t>
+        <w:t>Joe took us through the references cited against the earliest application, and our shared reading is that the main rejection can be answered by argument, although one dependent claim will likely need a narrowing amendment to stay clear of the second reference. Heather Munoz asked that the draft say plainly that this is our judgment of how the examiner will read the art and not a certainty, and Joseph Palmer said he was comfortable with that framing going to the file.</w:t>
       </w:r>
     </w:p>
     <w:p>
       <w:r>
-        <w:t>Before we closed we set the shape of the next stretch, which is mostly steady prosecution with two responses to file and a single decision for the client to make, and Heather Munoz asked that the action items reach Joseph Palmer the same day, so that nothing the client needs to see waits behind a memo that has to be written and circulated first. We also agreed, since we are at the point in a matter where small things start to accumulate, that Kelly Snyder would keep a running list of the open questions rather than let them collect in email, so that the next session starts from a single page instead of four separate threads none of us has read in full.</w:t>
+        <w:t>On the second application, where the examiner has combined two references against the independent claim, Joe's view is that the combination is weaker than the action makes it sound, and Heather Munoz suggested we keep an examiner interview in reserve, since a well-argued written response may do the work on its own and an interview can still follow if it does not.</w:t>
+      </w:r>
+    </w:p>
+    <w:p>
+      <w:r>
+        <w:t>Joseph Palmer told us that the inventors came away from last month's call satisfied with how we had described the device, and we agreed that any further technical questions will go to him first, so that we use the inventors' time only where it changes what we file.</w:t>
+      </w:r>
+    </w:p>
+    <w:p>
+      <w:r>
+        <w:t>Kelly Snyder raised the cost side of the continuation question directly, reminding us that a continuation sits outside the fixed fee and that filing on more than one application in a short span would be a real expense for the company. Joseph Palmer took the point and asked us to recommend a continuation only where the allowed claims would plainly leave a product feature uncovered, which is the standard we will hold ourselves to.</w:t>
+      </w:r>
+    </w:p>
+    <w:p>
+      <w:r>
+        <w:t>We closed with a word on format. Joseph Palmer asked that future summaries lead with the decision he needs to make and the date by which he needs to make it, and we were glad to hear it, because that is how Kelly Snyder has been writing them already.</w:t>
       </w:r>
     </w:p>
     <w:p>
@@ -85,27 +108,26 @@
         <w:tblLook w:firstColumn="1" w:firstRow="1" w:lastColumn="0" w:lastRow="0" w:noHBand="0" w:noVBand="1" w:val="04A0"/>
       </w:tblPr>
       <w:tblGrid>
-        <w:gridCol w:w="2880"/>
-        <w:gridCol w:w="2880"/>
-        <w:gridCol w:w="2880"/>
+        <w:gridCol w:w="4320"/>
+        <w:gridCol w:w="4320"/>
       </w:tblGrid>
       <w:tr>
         <w:tc>
           <w:tcPr>
-            <w:tcW w:type="dxa" w:w="2880"/>
+            <w:tcW w:type="dxa" w:w="4320"/>
           </w:tcPr>
           <w:p>
             <w:r>
               <w:rPr>
                 <w:b/>
               </w:rPr>
-              <w:t>Item</w:t>
+              <w:t>Action</w:t>
             </w:r>
           </w:p>
         </w:tc>
         <w:tc>
           <w:tcPr>
-            <w:tcW w:type="dxa" w:w="2880"/>
+            <w:tcW w:type="dxa" w:w="4320"/>
           </w:tcPr>
           <w:p>
             <w:r>
@@ -116,16 +138,25 @@
             </w:r>
           </w:p>
         </w:tc>
+      </w:tr>
+      <w:tr>
         <w:tc>
           <w:tcPr>
-            <w:tcW w:type="dxa" w:w="2880"/>
+            <w:tcW w:type="dxa" w:w="4320"/>
           </w:tcPr>
           <w:p>
             <w:r>
-              <w:rPr>
-                <w:b/>
-              </w:rPr>
-              <w:t>Due</w:t>
+              <w:t>Finalize the response on the earliest application, keeping the qualified language on the dependent claim</w:t>
+            </w:r>
+          </w:p>
+        </w:tc>
+        <w:tc>
+          <w:tcPr>
+            <w:tcW w:type="dxa" w:w="4320"/>
+          </w:tcPr>
+          <w:p>
+            <w:r>
+              <w:t>Joe, with review by Heather Munoz</w:t>
             </w:r>
           </w:p>
         </w:tc>
@@ -133,17 +164,61 @@
       <w:tr>
         <w:tc>
           <w:tcPr>
-            <w:tcW w:type="dxa" w:w="2880"/>
+            <w:tcW w:type="dxa" w:w="4320"/>
           </w:tcPr>
           <w:p>
             <w:r>
-              <w:t>File the two drafted office-action responses once reviewed</w:t>
+              <w:t>Send the written continuation recommendation on the application nearest allowance, with a cost estimate</w:t>
             </w:r>
           </w:p>
         </w:tc>
         <w:tc>
           <w:tcPr>
-            <w:tcW w:type="dxa" w:w="2880"/>
+            <w:tcW w:type="dxa" w:w="4320"/>
+          </w:tcPr>
+          <w:p>
+            <w:r>
+              <w:t>Heather Munoz</w:t>
+            </w:r>
+          </w:p>
+        </w:tc>
+      </w:tr>
+      <w:tr>
+        <w:tc>
+          <w:tcPr>
+            <w:tcW w:type="dxa" w:w="4320"/>
+          </w:tcPr>
+          <w:p>
+            <w:r>
+              <w:t>Confirm in writing whether the company wants a continuation on that application</w:t>
+            </w:r>
+          </w:p>
+        </w:tc>
+        <w:tc>
+          <w:tcPr>
+            <w:tcW w:type="dxa" w:w="4320"/>
+          </w:tcPr>
+          <w:p>
+            <w:r>
+              <w:t>Joseph Palmer</w:t>
+            </w:r>
+          </w:p>
+        </w:tc>
+      </w:tr>
+      <w:tr>
+        <w:tc>
+          <w:tcPr>
+            <w:tcW w:type="dxa" w:w="4320"/>
+          </w:tcPr>
+          <w:p>
+            <w:r>
+              <w:t>Recast the remaining office action summaries in the new format, decision and date first</w:t>
+            </w:r>
+          </w:p>
+        </w:tc>
+        <w:tc>
+          <w:tcPr>
+            <w:tcW w:type="dxa" w:w="4320"/>
           </w:tcPr>
           <w:p>
             <w:r>
@@ -151,149 +226,11 @@
             </w:r>
           </w:p>
         </w:tc>
-        <w:tc>
-          <w:tcPr>
-            <w:tcW w:type="dxa" w:w="2880"/>
-          </w:tcPr>
-          <w:p>
-            <w:r>
-              <w:t>Next two weeks</w:t>
-            </w:r>
-          </w:p>
-        </w:tc>
-      </w:tr>
-      <w:tr>
-        <w:tc>
-          <w:tcPr>
-            <w:tcW w:type="dxa" w:w="2880"/>
-          </w:tcPr>
-          <w:p>
-            <w:r>
-              <w:t>Read into the newest family in the portfolio and flag what its first response must address</w:t>
-            </w:r>
-          </w:p>
-        </w:tc>
-        <w:tc>
-          <w:tcPr>
-            <w:tcW w:type="dxa" w:w="2880"/>
-          </w:tcPr>
-          <w:p>
-            <w:r>
-              <w:t>Joseph Walker</w:t>
-            </w:r>
-          </w:p>
-        </w:tc>
-        <w:tc>
-          <w:tcPr>
-            <w:tcW w:type="dxa" w:w="2880"/>
-          </w:tcPr>
-          <w:p>
-            <w:r>
-              <w:t>This month</w:t>
-            </w:r>
-          </w:p>
-        </w:tc>
-      </w:tr>
-      <w:tr>
-        <w:tc>
-          <w:tcPr>
-            <w:tcW w:type="dxa" w:w="2880"/>
-          </w:tcPr>
-          <w:p>
-            <w:r>
-              <w:t>Decide whether to request an examiner interview on the flagged family</w:t>
-            </w:r>
-          </w:p>
-        </w:tc>
-        <w:tc>
-          <w:tcPr>
-            <w:tcW w:type="dxa" w:w="2880"/>
-          </w:tcPr>
-          <w:p>
-            <w:r>
-              <w:t>Heather Munoz</w:t>
-            </w:r>
-          </w:p>
-        </w:tc>
-        <w:tc>
-          <w:tcPr>
-            <w:tcW w:type="dxa" w:w="2880"/>
-          </w:tcPr>
-          <w:p>
-            <w:r>
-              <w:t>This week</w:t>
-            </w:r>
-          </w:p>
-        </w:tc>
-      </w:tr>
-      <w:tr>
-        <w:tc>
-          <w:tcPr>
-            <w:tcW w:type="dxa" w:w="2880"/>
-          </w:tcPr>
-          <w:p>
-            <w:r>
-              <w:t>Keep the running list of open questions for the next session</w:t>
-            </w:r>
-          </w:p>
-        </w:tc>
-        <w:tc>
-          <w:tcPr>
-            <w:tcW w:type="dxa" w:w="2880"/>
-          </w:tcPr>
-          <w:p>
-            <w:r>
-              <w:t>Kelly Snyder</w:t>
-            </w:r>
-          </w:p>
-        </w:tc>
-        <w:tc>
-          <w:tcPr>
-            <w:tcW w:type="dxa" w:w="2880"/>
-          </w:tcPr>
-          <w:p>
-            <w:r>
-              <w:t>Ongoing</w:t>
-            </w:r>
-          </w:p>
-        </w:tc>
-      </w:tr>
-      <w:tr>
-        <w:tc>
-          <w:tcPr>
-            <w:tcW w:type="dxa" w:w="2880"/>
-          </w:tcPr>
-          <w:p>
-            <w:r>
-              <w:t>Send these minutes and the open dates to Joseph Palmer</w:t>
-            </w:r>
-          </w:p>
-        </w:tc>
-        <w:tc>
-          <w:tcPr>
-            <w:tcW w:type="dxa" w:w="2880"/>
-          </w:tcPr>
-          <w:p>
-            <w:r>
-              <w:t>Joseph Walker</w:t>
-            </w:r>
-          </w:p>
-        </w:tc>
-        <w:tc>
-          <w:tcPr>
-            <w:tcW w:type="dxa" w:w="2880"/>
-          </w:tcPr>
-          <w:p>
-            <w:r>
-              <w:t>Today</w:t>
-            </w:r>
-          </w:p>
-        </w:tc>
       </w:tr>
     </w:tbl>
     <w:p>
       <w:r>
-        <w:t>The one thing that has to happen before we meet again is Heather Munoz's call on the examiner interview, since both responses and the client's decision hang off it, so that is where we start next time.</w:t>
+        <w:t>The next step is Heather Munoz's written continuation recommendation, which goes to Joseph Palmer by the end of next week so that his answer can come back to us before the application moves again.</w:t>
       </w:r>
     </w:p>
     <w:sectPr>
